--- a/App/Заметка_флеш.docx
+++ b/App/Заметка_флеш.docx
@@ -192,9 +192,7 @@
           <w:tab w:val="left" w:pos="1952"/>
         </w:tabs>
         <w:rPr>
-          <w:rFonts w:ascii="Times New Roman" w:hAnsi="Times New Roman" w:cs="Times New Roman"/>
-          <w:sz w:val="28"/>
-          <w:szCs w:val="28"/>
+          <w:noProof/>
         </w:rPr>
       </w:pPr>
       <w:r>
@@ -235,6 +233,210 @@
                     <a:xfrm>
                       <a:off x="0" y="0"/>
                       <a:ext cx="5940425" cy="7462520"/>
+                    </a:xfrm>
+                    <a:prstGeom prst="rect">
+                      <a:avLst/>
+                    </a:prstGeom>
+                  </pic:spPr>
+                </pic:pic>
+              </a:graphicData>
+            </a:graphic>
+          </wp:inline>
+        </w:drawing>
+      </w:r>
+    </w:p>
+    <w:p>
+      <w:pPr>
+        <w:tabs>
+          <w:tab w:val="left" w:pos="3772"/>
+        </w:tabs>
+        <w:rPr>
+          <w:noProof/>
+        </w:rPr>
+      </w:pPr>
+      <w:r>
+        <w:rPr>
+          <w:noProof/>
+        </w:rPr>
+        <w:lastRenderedPageBreak/>
+        <w:drawing>
+          <wp:inline distT="0" distB="0" distL="0" distR="0" wp14:anchorId="27FEC8C5" wp14:editId="49312B78">
+            <wp:extent cx="5940425" cy="2580640"/>
+            <wp:effectExtent l="0" t="0" r="3175" b="0"/>
+            <wp:docPr id="6" name="Рисунок 6"/>
+            <wp:cNvGraphicFramePr>
+              <a:graphicFrameLocks xmlns:a="http://schemas.openxmlformats.org/drawingml/2006/main" noChangeAspect="1"/>
+            </wp:cNvGraphicFramePr>
+            <a:graphic xmlns:a="http://schemas.openxmlformats.org/drawingml/2006/main">
+              <a:graphicData uri="http://schemas.openxmlformats.org/drawingml/2006/picture">
+                <pic:pic xmlns:pic="http://schemas.openxmlformats.org/drawingml/2006/picture">
+                  <pic:nvPicPr>
+                    <pic:cNvPr id="1" name=""/>
+                    <pic:cNvPicPr/>
+                  </pic:nvPicPr>
+                  <pic:blipFill>
+                    <a:blip r:embed="rId8"/>
+                    <a:stretch>
+                      <a:fillRect/>
+                    </a:stretch>
+                  </pic:blipFill>
+                  <pic:spPr>
+                    <a:xfrm>
+                      <a:off x="0" y="0"/>
+                      <a:ext cx="5940425" cy="2580640"/>
+                    </a:xfrm>
+                    <a:prstGeom prst="rect">
+                      <a:avLst/>
+                    </a:prstGeom>
+                  </pic:spPr>
+                </pic:pic>
+              </a:graphicData>
+            </a:graphic>
+          </wp:inline>
+        </w:drawing>
+      </w:r>
+    </w:p>
+    <w:p>
+      <w:pPr>
+        <w:tabs>
+          <w:tab w:val="left" w:pos="3092"/>
+        </w:tabs>
+        <w:rPr>
+          <w:noProof/>
+        </w:rPr>
+      </w:pPr>
+      <w:r>
+        <w:rPr>
+          <w:noProof/>
+        </w:rPr>
+        <w:lastRenderedPageBreak/>
+        <w:drawing>
+          <wp:inline distT="0" distB="0" distL="0" distR="0" wp14:anchorId="344BE478" wp14:editId="69573434">
+            <wp:extent cx="5940425" cy="7370445"/>
+            <wp:effectExtent l="0" t="0" r="3175" b="1905"/>
+            <wp:docPr id="7" name="Рисунок 7"/>
+            <wp:cNvGraphicFramePr>
+              <a:graphicFrameLocks xmlns:a="http://schemas.openxmlformats.org/drawingml/2006/main" noChangeAspect="1"/>
+            </wp:cNvGraphicFramePr>
+            <a:graphic xmlns:a="http://schemas.openxmlformats.org/drawingml/2006/main">
+              <a:graphicData uri="http://schemas.openxmlformats.org/drawingml/2006/picture">
+                <pic:pic xmlns:pic="http://schemas.openxmlformats.org/drawingml/2006/picture">
+                  <pic:nvPicPr>
+                    <pic:cNvPr id="1" name=""/>
+                    <pic:cNvPicPr/>
+                  </pic:nvPicPr>
+                  <pic:blipFill>
+                    <a:blip r:embed="rId9"/>
+                    <a:stretch>
+                      <a:fillRect/>
+                    </a:stretch>
+                  </pic:blipFill>
+                  <pic:spPr>
+                    <a:xfrm>
+                      <a:off x="0" y="0"/>
+                      <a:ext cx="5940425" cy="7370445"/>
+                    </a:xfrm>
+                    <a:prstGeom prst="rect">
+                      <a:avLst/>
+                    </a:prstGeom>
+                  </pic:spPr>
+                </pic:pic>
+              </a:graphicData>
+            </a:graphic>
+          </wp:inline>
+        </w:drawing>
+      </w:r>
+    </w:p>
+    <w:p>
+      <w:pPr>
+        <w:rPr>
+          <w:noProof/>
+        </w:rPr>
+      </w:pPr>
+      <w:r>
+        <w:rPr>
+          <w:noProof/>
+        </w:rPr>
+        <w:lastRenderedPageBreak/>
+        <w:drawing>
+          <wp:inline distT="0" distB="0" distL="0" distR="0" wp14:anchorId="697EC5E6" wp14:editId="3F7B0097">
+            <wp:extent cx="5772150" cy="7791450"/>
+            <wp:effectExtent l="0" t="0" r="0" b="0"/>
+            <wp:docPr id="8" name="Рисунок 8"/>
+            <wp:cNvGraphicFramePr>
+              <a:graphicFrameLocks xmlns:a="http://schemas.openxmlformats.org/drawingml/2006/main" noChangeAspect="1"/>
+            </wp:cNvGraphicFramePr>
+            <a:graphic xmlns:a="http://schemas.openxmlformats.org/drawingml/2006/main">
+              <a:graphicData uri="http://schemas.openxmlformats.org/drawingml/2006/picture">
+                <pic:pic xmlns:pic="http://schemas.openxmlformats.org/drawingml/2006/picture">
+                  <pic:nvPicPr>
+                    <pic:cNvPr id="1" name=""/>
+                    <pic:cNvPicPr/>
+                  </pic:nvPicPr>
+                  <pic:blipFill>
+                    <a:blip r:embed="rId10"/>
+                    <a:stretch>
+                      <a:fillRect/>
+                    </a:stretch>
+                  </pic:blipFill>
+                  <pic:spPr>
+                    <a:xfrm>
+                      <a:off x="0" y="0"/>
+                      <a:ext cx="5772150" cy="7791450"/>
+                    </a:xfrm>
+                    <a:prstGeom prst="rect">
+                      <a:avLst/>
+                    </a:prstGeom>
+                  </pic:spPr>
+                </pic:pic>
+              </a:graphicData>
+            </a:graphic>
+          </wp:inline>
+        </w:drawing>
+      </w:r>
+    </w:p>
+    <w:p>
+      <w:pPr>
+        <w:tabs>
+          <w:tab w:val="left" w:pos="2597"/>
+        </w:tabs>
+        <w:rPr>
+          <w:rFonts w:ascii="Times New Roman" w:hAnsi="Times New Roman" w:cs="Times New Roman"/>
+          <w:sz w:val="28"/>
+          <w:szCs w:val="28"/>
+          <w:lang w:val="en-US"/>
+        </w:rPr>
+      </w:pPr>
+      <w:r>
+        <w:rPr>
+          <w:noProof/>
+        </w:rPr>
+        <w:lastRenderedPageBreak/>
+        <w:drawing>
+          <wp:inline distT="0" distB="0" distL="0" distR="0" wp14:anchorId="41E99B59" wp14:editId="171EEC88">
+            <wp:extent cx="5940425" cy="5781040"/>
+            <wp:effectExtent l="0" t="0" r="3175" b="0"/>
+            <wp:docPr id="9" name="Рисунок 9"/>
+            <wp:cNvGraphicFramePr>
+              <a:graphicFrameLocks xmlns:a="http://schemas.openxmlformats.org/drawingml/2006/main" noChangeAspect="1"/>
+            </wp:cNvGraphicFramePr>
+            <a:graphic xmlns:a="http://schemas.openxmlformats.org/drawingml/2006/main">
+              <a:graphicData uri="http://schemas.openxmlformats.org/drawingml/2006/picture">
+                <pic:pic xmlns:pic="http://schemas.openxmlformats.org/drawingml/2006/picture">
+                  <pic:nvPicPr>
+                    <pic:cNvPr id="1" name=""/>
+                    <pic:cNvPicPr/>
+                  </pic:nvPicPr>
+                  <pic:blipFill>
+                    <a:blip r:embed="rId11"/>
+                    <a:stretch>
+                      <a:fillRect/>
+                    </a:stretch>
+                  </pic:blipFill>
+                  <pic:spPr>
+                    <a:xfrm>
+                      <a:off x="0" y="0"/>
+                      <a:ext cx="5940425" cy="5781040"/>
                     </a:xfrm>
                     <a:prstGeom prst="rect">
                       <a:avLst/>
